--- a/rediseno_2026/13. Reglamentación.docx
+++ b/rediseno_2026/13. Reglamentación.docx
@@ -5708,7 +5708,7 @@
           <w:i w:val="0"/>
           <w:sz w:val="20"/>
         </w:rPr>
-        <w:t xml:space="preserve"> Los estudiantes del Plan 2013 que concluyan sus estudios en ese plan se gradúan conforme a este reglamento, con los ciclos de examen de grado correspondientes a las asignaturas equivalentes según el cuadro de convalidación del punto 16.</w:t>
+        <w:t xml:space="preserve"> Los estudiantes que concluyan el Plan 2013 disponen de un plazo de hasta tres años calendario desde su egreso para graduarse conforme a la reglamentación de ese plan. Vencido el plazo, se rigen por el presente reglamento, con los ciclos de examen de grado de las asignaturas equivalentes según el cuadro de convalidación del punto 16, o por el PETAENG.</w:t>
       </w:r>
     </w:p>
     <w:p>

--- a/rediseno_2026/13. Reglamentación.docx
+++ b/rediseno_2026/13. Reglamentación.docx
@@ -368,6 +368,64 @@
                 <w:i w:val="0"/>
                 <w:sz w:val="18"/>
               </w:rPr>
+              <w:t>Resolución HCU N.º 426/2024</w:t>
+            </w:r>
+          </w:p>
+        </w:tc>
+        <w:tc>
+          <w:tcPr>
+            <w:tcW w:type="dxa" w:w="5102"/>
+            <w:tcBorders>
+              <w:top w:val="single" w:sz="4" w:space="0" w:color="8EAADB"/>
+              <w:left w:val="single" w:sz="4" w:space="0" w:color="8EAADB"/>
+              <w:bottom w:val="single" w:sz="4" w:space="0" w:color="8EAADB"/>
+              <w:right w:val="single" w:sz="4" w:space="0" w:color="8EAADB"/>
+            </w:tcBorders>
+            <w:shd w:val="clear" w:color="auto" w:fill="D9E2F3"/>
+            <w:vAlign w:val="top"/>
+          </w:tcPr>
+          <w:p>
+            <w:pPr>
+              <w:spacing w:before="0" w:after="0" w:line="240" w:lineRule="auto"/>
+              <w:jc w:val="left"/>
+            </w:pPr>
+            <w:r>
+              <w:rPr>
+                <w:rFonts w:ascii="Century Gothic" w:hAnsi="Century Gothic" w:cs="Century Gothic" w:eastAsia="Century Gothic"/>
+                <w:b w:val="0"/>
+                <w:i w:val="0"/>
+                <w:sz w:val="18"/>
+              </w:rPr>
+              <w:t>Inclusión del grado de Técnico Universitario Medio y requisitos para su diploma académico y título profesional</w:t>
+            </w:r>
+          </w:p>
+        </w:tc>
+      </w:tr>
+      <w:tr>
+        <w:tc>
+          <w:tcPr>
+            <w:tcW w:type="dxa" w:w="3969"/>
+            <w:tcBorders>
+              <w:top w:val="single" w:sz="4" w:space="0" w:color="8EAADB"/>
+              <w:left w:val="single" w:sz="4" w:space="0" w:color="8EAADB"/>
+              <w:bottom w:val="single" w:sz="4" w:space="0" w:color="8EAADB"/>
+              <w:right w:val="single" w:sz="4" w:space="0" w:color="8EAADB"/>
+            </w:tcBorders>
+            <w:shd w:val="clear" w:color="auto" w:fill="D9E2F3"/>
+            <w:vAlign w:val="top"/>
+          </w:tcPr>
+          <w:p>
+            <w:pPr>
+              <w:spacing w:before="0" w:after="0" w:line="240" w:lineRule="auto"/>
+              <w:jc w:val="left"/>
+            </w:pPr>
+            <w:r>
+              <w:rPr>
+                <w:rFonts w:ascii="Century Gothic" w:hAnsi="Century Gothic" w:cs="Century Gothic" w:eastAsia="Century Gothic"/>
+                <w:b w:val="0"/>
+                <w:i w:val="0"/>
+                <w:sz w:val="18"/>
+              </w:rPr>
               <w:t>Reglamento General de Tipos y Modalidades de Graduación del Sistema de la Universidad Boliviana</w:t>
             </w:r>
           </w:p>
@@ -600,7 +658,7 @@
                 <w:i w:val="0"/>
                 <w:sz w:val="18"/>
               </w:rPr>
-              <w:t>Reglamento del Régimen Estudiantil y Reglamento de Traspaso Estudiantil del Sistema</w:t>
+              <w:t>Reglamento del Régimen Académico Estudiantil del Sistema de la Universidad Boliviana y Reglamento de Traspaso Estudiantil del Sistema</w:t>
             </w:r>
           </w:p>
         </w:tc>
@@ -628,7 +686,7 @@
                 <w:i w:val="0"/>
                 <w:sz w:val="18"/>
               </w:rPr>
-              <w:t>Admisión, permanencia, traspasos y convalidaciones</w:t>
+              <w:t>Admisión, derechos y obligaciones del estudiante, régimen académico estudiantil, evaluación, aprobación, revisión de calificaciones y modalidades de graduación</w:t>
             </w:r>
           </w:p>
         </w:tc>
@@ -1179,6 +1237,64 @@
                 <w:b w:val="0"/>
                 <w:i w:val="0"/>
                 <w:sz w:val="18"/>
+              </w:rPr>
+              <w:t>Resolución HCU N.º 139/2013, Manual de Funciones y Reglamentos de la Carrera de Contaduría Pública</w:t>
+            </w:r>
+          </w:p>
+        </w:tc>
+        <w:tc>
+          <w:tcPr>
+            <w:tcW w:type="dxa" w:w="5102"/>
+            <w:tcBorders>
+              <w:top w:val="single" w:sz="4" w:space="0" w:color="8EAADB"/>
+              <w:left w:val="single" w:sz="4" w:space="0" w:color="8EAADB"/>
+              <w:bottom w:val="single" w:sz="4" w:space="0" w:color="8EAADB"/>
+              <w:right w:val="single" w:sz="4" w:space="0" w:color="8EAADB"/>
+            </w:tcBorders>
+            <w:shd w:val="clear" w:color="auto" w:fill="D9E2F3"/>
+            <w:vAlign w:val="top"/>
+          </w:tcPr>
+          <w:p>
+            <w:pPr>
+              <w:spacing w:before="0" w:after="0" w:line="240" w:lineRule="auto"/>
+              <w:jc w:val="left"/>
+            </w:pPr>
+            <w:r>
+              <w:rPr>
+                <w:rFonts w:ascii="Century Gothic" w:hAnsi="Century Gothic" w:cs="Century Gothic" w:eastAsia="Century Gothic"/>
+                <w:b w:val="0"/>
+                <w:i w:val="0"/>
+                <w:sz w:val="18"/>
+              </w:rPr>
+              <w:t>Organigrama, funciones y perfil de puestos, servicio de biblioteca, uso de Internet y computadoras, e incompatibilidad y asistencia del personal docente</w:t>
+            </w:r>
+          </w:p>
+        </w:tc>
+      </w:tr>
+      <w:tr>
+        <w:tc>
+          <w:tcPr>
+            <w:tcW w:type="dxa" w:w="3969"/>
+            <w:tcBorders>
+              <w:top w:val="single" w:sz="4" w:space="0" w:color="8EAADB"/>
+              <w:left w:val="single" w:sz="4" w:space="0" w:color="8EAADB"/>
+              <w:bottom w:val="single" w:sz="4" w:space="0" w:color="8EAADB"/>
+              <w:right w:val="single" w:sz="4" w:space="0" w:color="8EAADB"/>
+            </w:tcBorders>
+            <w:shd w:val="clear" w:color="auto" w:fill="D9E2F3"/>
+            <w:vAlign w:val="top"/>
+          </w:tcPr>
+          <w:p>
+            <w:pPr>
+              <w:spacing w:before="0" w:after="0" w:line="240" w:lineRule="auto"/>
+              <w:jc w:val="left"/>
+            </w:pPr>
+            <w:r>
+              <w:rPr>
+                <w:rFonts w:ascii="Century Gothic" w:hAnsi="Century Gothic" w:cs="Century Gothic" w:eastAsia="Century Gothic"/>
+                <w:b w:val="0"/>
+                <w:i w:val="0"/>
+                <w:sz w:val="18"/>
                 <w:highlight w:val="green"/>
               </w:rPr>
               <w:t>Resolución HCU N.º 538/2022</w:t>
@@ -1228,7 +1344,7 @@
           <w:i w:val="0"/>
           <w:sz w:val="16"/>
         </w:rPr>
-        <w:t>Fuente: elaboración con base en la normativa citada en el Plan de Estudios 2024, el Diagnóstico 2026 y los puntos 5 a 12.</w:t>
+        <w:t>Fuente: elaboración con base en la normativa citada en el Plan de Estudios 2024, el Diagnóstico 2026, los puntos 5 a 12 y las Resoluciones HCU N.º 139/2013 y 426/2024.</w:t>
       </w:r>
     </w:p>
     <w:p>
@@ -1273,7 +1389,7 @@
           <w:i w:val="0"/>
           <w:sz w:val="20"/>
         </w:rPr>
-        <w:t>La implementación del Plan 2027 requiere actualizar los reglamentos internos vigentes y elaborar los que exigen las innovaciones del plan. Su aprobación corresponde al Honorable Consejo de Carrera y, cuando la normativa lo exige, al Honorable Consejo Facultativo:</w:t>
+        <w:t>La implementación del Plan 2027 requiere actualizar los reglamentos internos vigentes y elaborar los que exigen las innovaciones del plan. Los reglamentos internos vigentes forman parte del Manual de Funciones y Reglamentos de la Carrera, aprobado por la Resolución HCU N.º 139/2013 a partir de la Resolución del Honorable Consejo Facultativo N.º 798/2012. La aprobación de los reglamentos corresponde al Honorable Consejo de Carrera y, cuando la normativa lo exige, al Honorable Consejo Facultativo y al Honorable Consejo Universitario:</w:t>
       </w:r>
     </w:p>
     <w:p>
@@ -1422,6 +1538,120 @@
                 <w:sz w:val="18"/>
               </w:rPr>
               <w:t>Referencia</w:t>
+            </w:r>
+          </w:p>
+        </w:tc>
+      </w:tr>
+      <w:tr>
+        <w:tc>
+          <w:tcPr>
+            <w:tcW w:type="dxa" w:w="2381"/>
+            <w:tcBorders>
+              <w:top w:val="single" w:sz="4" w:space="0" w:color="8EAADB"/>
+              <w:left w:val="single" w:sz="4" w:space="0" w:color="8EAADB"/>
+              <w:bottom w:val="single" w:sz="4" w:space="0" w:color="8EAADB"/>
+              <w:right w:val="single" w:sz="4" w:space="0" w:color="8EAADB"/>
+            </w:tcBorders>
+            <w:shd w:val="clear" w:color="auto" w:fill="D9E2F3"/>
+            <w:vAlign w:val="top"/>
+          </w:tcPr>
+          <w:p>
+            <w:pPr>
+              <w:spacing w:before="0" w:after="0" w:line="240" w:lineRule="auto"/>
+              <w:jc w:val="left"/>
+            </w:pPr>
+            <w:r>
+              <w:rPr>
+                <w:rFonts w:ascii="Century Gothic" w:hAnsi="Century Gothic" w:cs="Century Gothic" w:eastAsia="Century Gothic"/>
+                <w:b w:val="0"/>
+                <w:i w:val="0"/>
+                <w:sz w:val="18"/>
+              </w:rPr>
+              <w:t>Manual de Funciones y Perfil de Puestos y organigrama</w:t>
+            </w:r>
+          </w:p>
+        </w:tc>
+        <w:tc>
+          <w:tcPr>
+            <w:tcW w:type="dxa" w:w="1247"/>
+            <w:tcBorders>
+              <w:top w:val="single" w:sz="4" w:space="0" w:color="8EAADB"/>
+              <w:left w:val="single" w:sz="4" w:space="0" w:color="8EAADB"/>
+              <w:bottom w:val="single" w:sz="4" w:space="0" w:color="8EAADB"/>
+              <w:right w:val="single" w:sz="4" w:space="0" w:color="8EAADB"/>
+            </w:tcBorders>
+            <w:shd w:val="clear" w:color="auto" w:fill="D9E2F3"/>
+            <w:vAlign w:val="top"/>
+          </w:tcPr>
+          <w:p>
+            <w:pPr>
+              <w:spacing w:before="0" w:after="0" w:line="240" w:lineRule="auto"/>
+              <w:jc w:val="left"/>
+            </w:pPr>
+            <w:r>
+              <w:rPr>
+                <w:rFonts w:ascii="Century Gothic" w:hAnsi="Century Gothic" w:cs="Century Gothic" w:eastAsia="Century Gothic"/>
+                <w:b w:val="0"/>
+                <w:i w:val="0"/>
+                <w:sz w:val="18"/>
+              </w:rPr>
+              <w:t>Actualizar</w:t>
+            </w:r>
+          </w:p>
+        </w:tc>
+        <w:tc>
+          <w:tcPr>
+            <w:tcW w:type="dxa" w:w="4082"/>
+            <w:tcBorders>
+              <w:top w:val="single" w:sz="4" w:space="0" w:color="8EAADB"/>
+              <w:left w:val="single" w:sz="4" w:space="0" w:color="8EAADB"/>
+              <w:bottom w:val="single" w:sz="4" w:space="0" w:color="8EAADB"/>
+              <w:right w:val="single" w:sz="4" w:space="0" w:color="8EAADB"/>
+            </w:tcBorders>
+            <w:shd w:val="clear" w:color="auto" w:fill="D9E2F3"/>
+            <w:vAlign w:val="top"/>
+          </w:tcPr>
+          <w:p>
+            <w:pPr>
+              <w:spacing w:before="0" w:after="0" w:line="240" w:lineRule="auto"/>
+              <w:jc w:val="left"/>
+            </w:pPr>
+            <w:r>
+              <w:rPr>
+                <w:rFonts w:ascii="Century Gothic" w:hAnsi="Century Gothic" w:cs="Century Gothic" w:eastAsia="Century Gothic"/>
+                <w:b w:val="0"/>
+                <w:i w:val="0"/>
+                <w:sz w:val="18"/>
+              </w:rPr>
+              <w:t>Organigrama con el Instituto de Investigaciones, la Comisión de Convalidaciones y Académica, el Tribunal de Graduación por Excelencia y la Unidad de Postgrado; funciones del personal de planta y a contrato</w:t>
+            </w:r>
+          </w:p>
+        </w:tc>
+        <w:tc>
+          <w:tcPr>
+            <w:tcW w:type="dxa" w:w="1361"/>
+            <w:tcBorders>
+              <w:top w:val="single" w:sz="4" w:space="0" w:color="8EAADB"/>
+              <w:left w:val="single" w:sz="4" w:space="0" w:color="8EAADB"/>
+              <w:bottom w:val="single" w:sz="4" w:space="0" w:color="8EAADB"/>
+              <w:right w:val="single" w:sz="4" w:space="0" w:color="8EAADB"/>
+            </w:tcBorders>
+            <w:shd w:val="clear" w:color="auto" w:fill="D9E2F3"/>
+            <w:vAlign w:val="top"/>
+          </w:tcPr>
+          <w:p>
+            <w:pPr>
+              <w:spacing w:before="0" w:after="0" w:line="240" w:lineRule="auto"/>
+              <w:jc w:val="left"/>
+            </w:pPr>
+            <w:r>
+              <w:rPr>
+                <w:rFonts w:ascii="Century Gothic" w:hAnsi="Century Gothic" w:cs="Century Gothic" w:eastAsia="Century Gothic"/>
+                <w:b w:val="0"/>
+                <w:i w:val="0"/>
+                <w:sz w:val="18"/>
+              </w:rPr>
+              <w:t>Punto 2.6</w:t>
             </w:r>
           </w:p>
         </w:tc>
@@ -2249,7 +2479,7 @@
                 <w:i w:val="0"/>
                 <w:sz w:val="18"/>
               </w:rPr>
-              <w:t>Reglamento de uso de laboratorios y de la plataforma virtual</w:t>
+              <w:t>Reglamento de uso de laboratorios, Internet y plataforma virtual</w:t>
             </w:r>
           </w:p>
         </w:tc>
@@ -2277,7 +2507,7 @@
                 <w:i w:val="0"/>
                 <w:sz w:val="18"/>
               </w:rPr>
-              <w:t>Elaborar</w:t>
+              <w:t>Actualizar y ampliar</w:t>
             </w:r>
           </w:p>
         </w:tc>
@@ -2305,7 +2535,7 @@
                 <w:i w:val="0"/>
                 <w:sz w:val="18"/>
               </w:rPr>
-              <w:t>Turnos, reservas, responsabilidades de los usuarios, aulas virtuales por asignatura y protección de datos</w:t>
+              <w:t>Sobre la base del Reglamento Interno para el Uso del Servicio de Internet y Computadoras de 2013: turnos, reservas, responsabilidades de los usuarios, uso de la red, aulas virtuales por asignatura, protección de datos y sanciones</w:t>
             </w:r>
           </w:p>
         </w:tc>
@@ -2334,6 +2564,120 @@
                 <w:sz w:val="18"/>
               </w:rPr>
               <w:t>Puntos 10 y 11</w:t>
+            </w:r>
+          </w:p>
+        </w:tc>
+      </w:tr>
+      <w:tr>
+        <w:tc>
+          <w:tcPr>
+            <w:tcW w:type="dxa" w:w="2381"/>
+            <w:tcBorders>
+              <w:top w:val="single" w:sz="4" w:space="0" w:color="8EAADB"/>
+              <w:left w:val="single" w:sz="4" w:space="0" w:color="8EAADB"/>
+              <w:bottom w:val="single" w:sz="4" w:space="0" w:color="8EAADB"/>
+              <w:right w:val="single" w:sz="4" w:space="0" w:color="8EAADB"/>
+            </w:tcBorders>
+            <w:shd w:val="clear" w:color="auto" w:fill="D9E2F3"/>
+            <w:vAlign w:val="top"/>
+          </w:tcPr>
+          <w:p>
+            <w:pPr>
+              <w:spacing w:before="0" w:after="0" w:line="240" w:lineRule="auto"/>
+              <w:jc w:val="left"/>
+            </w:pPr>
+            <w:r>
+              <w:rPr>
+                <w:rFonts w:ascii="Century Gothic" w:hAnsi="Century Gothic" w:cs="Century Gothic" w:eastAsia="Century Gothic"/>
+                <w:b w:val="0"/>
+                <w:i w:val="0"/>
+                <w:sz w:val="18"/>
+              </w:rPr>
+              <w:t>Reglamento del Servicio de Biblioteca</w:t>
+            </w:r>
+          </w:p>
+        </w:tc>
+        <w:tc>
+          <w:tcPr>
+            <w:tcW w:type="dxa" w:w="1247"/>
+            <w:tcBorders>
+              <w:top w:val="single" w:sz="4" w:space="0" w:color="8EAADB"/>
+              <w:left w:val="single" w:sz="4" w:space="0" w:color="8EAADB"/>
+              <w:bottom w:val="single" w:sz="4" w:space="0" w:color="8EAADB"/>
+              <w:right w:val="single" w:sz="4" w:space="0" w:color="8EAADB"/>
+            </w:tcBorders>
+            <w:shd w:val="clear" w:color="auto" w:fill="D9E2F3"/>
+            <w:vAlign w:val="top"/>
+          </w:tcPr>
+          <w:p>
+            <w:pPr>
+              <w:spacing w:before="0" w:after="0" w:line="240" w:lineRule="auto"/>
+              <w:jc w:val="left"/>
+            </w:pPr>
+            <w:r>
+              <w:rPr>
+                <w:rFonts w:ascii="Century Gothic" w:hAnsi="Century Gothic" w:cs="Century Gothic" w:eastAsia="Century Gothic"/>
+                <w:b w:val="0"/>
+                <w:i w:val="0"/>
+                <w:sz w:val="18"/>
+              </w:rPr>
+              <w:t>Actualizar</w:t>
+            </w:r>
+          </w:p>
+        </w:tc>
+        <w:tc>
+          <w:tcPr>
+            <w:tcW w:type="dxa" w:w="4082"/>
+            <w:tcBorders>
+              <w:top w:val="single" w:sz="4" w:space="0" w:color="8EAADB"/>
+              <w:left w:val="single" w:sz="4" w:space="0" w:color="8EAADB"/>
+              <w:bottom w:val="single" w:sz="4" w:space="0" w:color="8EAADB"/>
+              <w:right w:val="single" w:sz="4" w:space="0" w:color="8EAADB"/>
+            </w:tcBorders>
+            <w:shd w:val="clear" w:color="auto" w:fill="D9E2F3"/>
+            <w:vAlign w:val="top"/>
+          </w:tcPr>
+          <w:p>
+            <w:pPr>
+              <w:spacing w:before="0" w:after="0" w:line="240" w:lineRule="auto"/>
+              <w:jc w:val="left"/>
+            </w:pPr>
+            <w:r>
+              <w:rPr>
+                <w:rFonts w:ascii="Century Gothic" w:hAnsi="Century Gothic" w:cs="Century Gothic" w:eastAsia="Century Gothic"/>
+                <w:b w:val="0"/>
+                <w:i w:val="0"/>
+                <w:sz w:val="18"/>
+              </w:rPr>
+              <w:t>Usuarios, requisitos de préstamo, horarios, control del material, servicios y sanciones, con la incorporación del material digital, las bases de datos y el repositorio institucional</w:t>
+            </w:r>
+          </w:p>
+        </w:tc>
+        <w:tc>
+          <w:tcPr>
+            <w:tcW w:type="dxa" w:w="1361"/>
+            <w:tcBorders>
+              <w:top w:val="single" w:sz="4" w:space="0" w:color="8EAADB"/>
+              <w:left w:val="single" w:sz="4" w:space="0" w:color="8EAADB"/>
+              <w:bottom w:val="single" w:sz="4" w:space="0" w:color="8EAADB"/>
+              <w:right w:val="single" w:sz="4" w:space="0" w:color="8EAADB"/>
+            </w:tcBorders>
+            <w:shd w:val="clear" w:color="auto" w:fill="D9E2F3"/>
+            <w:vAlign w:val="top"/>
+          </w:tcPr>
+          <w:p>
+            <w:pPr>
+              <w:spacing w:before="0" w:after="0" w:line="240" w:lineRule="auto"/>
+              <w:jc w:val="left"/>
+            </w:pPr>
+            <w:r>
+              <w:rPr>
+                <w:rFonts w:ascii="Century Gothic" w:hAnsi="Century Gothic" w:cs="Century Gothic" w:eastAsia="Century Gothic"/>
+                <w:b w:val="0"/>
+                <w:i w:val="0"/>
+                <w:sz w:val="18"/>
+              </w:rPr>
+              <w:t>Puntos 9 y 14.4</w:t>
             </w:r>
           </w:p>
         </w:tc>
@@ -2452,6 +2796,120 @@
           </w:p>
         </w:tc>
       </w:tr>
+      <w:tr>
+        <w:tc>
+          <w:tcPr>
+            <w:tcW w:type="dxa" w:w="2381"/>
+            <w:tcBorders>
+              <w:top w:val="single" w:sz="4" w:space="0" w:color="8EAADB"/>
+              <w:left w:val="single" w:sz="4" w:space="0" w:color="8EAADB"/>
+              <w:bottom w:val="single" w:sz="4" w:space="0" w:color="8EAADB"/>
+              <w:right w:val="single" w:sz="4" w:space="0" w:color="8EAADB"/>
+            </w:tcBorders>
+            <w:shd w:val="clear" w:color="auto" w:fill="D9E2F3"/>
+            <w:vAlign w:val="top"/>
+          </w:tcPr>
+          <w:p>
+            <w:pPr>
+              <w:spacing w:before="0" w:after="0" w:line="240" w:lineRule="auto"/>
+              <w:jc w:val="left"/>
+            </w:pPr>
+            <w:r>
+              <w:rPr>
+                <w:rFonts w:ascii="Century Gothic" w:hAnsi="Century Gothic" w:cs="Century Gothic" w:eastAsia="Century Gothic"/>
+                <w:b w:val="0"/>
+                <w:i w:val="0"/>
+                <w:sz w:val="18"/>
+              </w:rPr>
+              <w:t>Reglamento de Incompatibilidad y Asistencia del Personal Docente</w:t>
+            </w:r>
+          </w:p>
+        </w:tc>
+        <w:tc>
+          <w:tcPr>
+            <w:tcW w:type="dxa" w:w="1247"/>
+            <w:tcBorders>
+              <w:top w:val="single" w:sz="4" w:space="0" w:color="8EAADB"/>
+              <w:left w:val="single" w:sz="4" w:space="0" w:color="8EAADB"/>
+              <w:bottom w:val="single" w:sz="4" w:space="0" w:color="8EAADB"/>
+              <w:right w:val="single" w:sz="4" w:space="0" w:color="8EAADB"/>
+            </w:tcBorders>
+            <w:shd w:val="clear" w:color="auto" w:fill="D9E2F3"/>
+            <w:vAlign w:val="top"/>
+          </w:tcPr>
+          <w:p>
+            <w:pPr>
+              <w:spacing w:before="0" w:after="0" w:line="240" w:lineRule="auto"/>
+              <w:jc w:val="left"/>
+            </w:pPr>
+            <w:r>
+              <w:rPr>
+                <w:rFonts w:ascii="Century Gothic" w:hAnsi="Century Gothic" w:cs="Century Gothic" w:eastAsia="Century Gothic"/>
+                <w:b w:val="0"/>
+                <w:i w:val="0"/>
+                <w:sz w:val="18"/>
+              </w:rPr>
+              <w:t>Vigente</w:t>
+            </w:r>
+          </w:p>
+        </w:tc>
+        <w:tc>
+          <w:tcPr>
+            <w:tcW w:type="dxa" w:w="4082"/>
+            <w:tcBorders>
+              <w:top w:val="single" w:sz="4" w:space="0" w:color="8EAADB"/>
+              <w:left w:val="single" w:sz="4" w:space="0" w:color="8EAADB"/>
+              <w:bottom w:val="single" w:sz="4" w:space="0" w:color="8EAADB"/>
+              <w:right w:val="single" w:sz="4" w:space="0" w:color="8EAADB"/>
+            </w:tcBorders>
+            <w:shd w:val="clear" w:color="auto" w:fill="D9E2F3"/>
+            <w:vAlign w:val="top"/>
+          </w:tcPr>
+          <w:p>
+            <w:pPr>
+              <w:spacing w:before="0" w:after="0" w:line="240" w:lineRule="auto"/>
+              <w:jc w:val="left"/>
+            </w:pPr>
+            <w:r>
+              <w:rPr>
+                <w:rFonts w:ascii="Century Gothic" w:hAnsi="Century Gothic" w:cs="Century Gothic" w:eastAsia="Century Gothic"/>
+                <w:b w:val="0"/>
+                <w:i w:val="0"/>
+                <w:sz w:val="18"/>
+              </w:rPr>
+              <w:t>Incompatibilidades y control de asistencia de los docentes</w:t>
+            </w:r>
+          </w:p>
+        </w:tc>
+        <w:tc>
+          <w:tcPr>
+            <w:tcW w:type="dxa" w:w="1361"/>
+            <w:tcBorders>
+              <w:top w:val="single" w:sz="4" w:space="0" w:color="8EAADB"/>
+              <w:left w:val="single" w:sz="4" w:space="0" w:color="8EAADB"/>
+              <w:bottom w:val="single" w:sz="4" w:space="0" w:color="8EAADB"/>
+              <w:right w:val="single" w:sz="4" w:space="0" w:color="8EAADB"/>
+            </w:tcBorders>
+            <w:shd w:val="clear" w:color="auto" w:fill="D9E2F3"/>
+            <w:vAlign w:val="top"/>
+          </w:tcPr>
+          <w:p>
+            <w:pPr>
+              <w:spacing w:before="0" w:after="0" w:line="240" w:lineRule="auto"/>
+              <w:jc w:val="left"/>
+            </w:pPr>
+            <w:r>
+              <w:rPr>
+                <w:rFonts w:ascii="Century Gothic" w:hAnsi="Century Gothic" w:cs="Century Gothic" w:eastAsia="Century Gothic"/>
+                <w:b w:val="0"/>
+                <w:i w:val="0"/>
+                <w:sz w:val="18"/>
+              </w:rPr>
+              <w:t>Punto 11.2</w:t>
+            </w:r>
+          </w:p>
+        </w:tc>
+      </w:tr>
     </w:tbl>
     <w:p>
       <w:pPr>
@@ -2465,7 +2923,7 @@
           <w:i w:val="0"/>
           <w:sz w:val="16"/>
         </w:rPr>
-        <w:t>Fuente: elaboración con base en los puntos 4 a 12.</w:t>
+        <w:t>Fuente: elaboración con base en los puntos 4 a 12 y en la Resolución HCU N.º 139/2013.</w:t>
       </w:r>
     </w:p>
     <w:p>
@@ -2667,7 +3125,7 @@
           <w:i w:val="0"/>
           <w:sz w:val="20"/>
         </w:rPr>
-        <w:t xml:space="preserve"> Las modalidades de graduación de la licenciatura son las siguientes. La Dirección de Carrera autoriza mediante resolución la modalidad elegida por el postulante.</w:t>
+        <w:t xml:space="preserve"> Conforme al Artículo 66 del Reglamento del Régimen Académico Estudiantil del Sistema de la Universidad Boliviana, las modalidades de graduación de la licenciatura son las siguientes. La Dirección de Carrera autoriza mediante resolución la modalidad elegida por el postulante.</w:t>
       </w:r>
     </w:p>
     <w:p>
@@ -5659,7 +6117,7 @@
           <w:i w:val="0"/>
           <w:sz w:val="20"/>
         </w:rPr>
-        <w:t>Artículo 44. Examen de grado de técnico superior.</w:t>
+        <w:t>Artículo 44. Grados técnicos.</w:t>
       </w:r>
       <w:r>
         <w:rPr>
@@ -5668,8 +6126,73 @@
           <w:i w:val="0"/>
           <w:sz w:val="20"/>
         </w:rPr>
-        <w:t xml:space="preserve"> El grado de Técnico Universitario Superior en Contabilidad General se obtiene mediante un examen único ante tribunal, después de aprobar las 24 asignaturas hasta el tercer año. Se convoca dos veces por gestión, se aprueba con 51 puntos y comprende las asignaturas CPA-101, CPA-201, CPA-202, CPA-203, CPA-301, CPA-302, CPA-303 y CPA-304.</w:t>
+        <w:t xml:space="preserve"> El grado de Técnico Universitario Medio se obtiene por graduación directa, con la aprobación de todas las asignaturas de primero y segundo año en el tiempo determinado de dos años, conforme a la Resolución HCU N.º 426/2024 y al Artículo 73 del Reglamento del Régimen Académico Estudiantil. El grado de Técnico Universitario Superior en Contabilidad General se obtiene mediante un examen único ante tribunal, después de aprobar las 24 asignaturas hasta el tercer año. Se convoca dos veces por gestión, se aprueba con 51 puntos y comprende las asignaturas CPA-101, CPA-201, CPA-202, CPA-203, CPA-301, CPA-302, CPA-303 y CPA-304.</w:t>
       </w:r>
+    </w:p>
+    <w:tbl>
+      <w:tblPr>
+        <w:tblW w:type="auto" w:w="0"/>
+        <w:jc w:val="center"/>
+        <w:tblLook w:firstColumn="1" w:firstRow="1" w:lastColumn="0" w:lastRow="0" w:noHBand="0" w:noVBand="1" w:val="04A0"/>
+      </w:tblPr>
+      <w:tblGrid>
+        <w:gridCol w:w="9405"/>
+      </w:tblGrid>
+      <w:tr>
+        <w:tc>
+          <w:tcPr>
+            <w:tcW w:type="dxa" w:w="8787"/>
+            <w:tcBorders>
+              <w:top w:val="single" w:sz="6" w:space="0" w:color="404040"/>
+              <w:left w:val="single" w:sz="6" w:space="0" w:color="404040"/>
+              <w:bottom w:val="single" w:sz="6" w:space="0" w:color="404040"/>
+              <w:right w:val="single" w:sz="6" w:space="0" w:color="404040"/>
+            </w:tcBorders>
+            <w:tcMar>
+              <w:top w:w="140" w:type="dxa"/>
+              <w:left w:w="140" w:type="dxa"/>
+              <w:bottom w:w="140" w:type="dxa"/>
+              <w:right w:w="140" w:type="dxa"/>
+            </w:tcMar>
+          </w:tcPr>
+          <w:p>
+            <w:pPr>
+              <w:spacing w:before="60" w:after="60" w:line="240" w:lineRule="auto"/>
+              <w:jc w:val="both"/>
+            </w:pPr>
+            <w:r>
+              <w:rPr>
+                <w:rFonts w:ascii="Century Gothic" w:hAnsi="Century Gothic" w:cs="Century Gothic" w:eastAsia="Century Gothic"/>
+                <w:b/>
+                <w:i w:val="0"/>
+                <w:sz w:val="20"/>
+              </w:rPr>
+              <w:t>Observación para la comisión</w:t>
+            </w:r>
+          </w:p>
+          <w:p>
+            <w:pPr>
+              <w:spacing w:before="60" w:after="60" w:line="240" w:lineRule="auto"/>
+              <w:jc w:val="both"/>
+            </w:pPr>
+            <w:r>
+              <w:rPr>
+                <w:rFonts w:ascii="Century Gothic" w:hAnsi="Century Gothic" w:cs="Century Gothic" w:eastAsia="Century Gothic"/>
+                <w:b w:val="0"/>
+                <w:i w:val="0"/>
+                <w:sz w:val="20"/>
+              </w:rPr>
+              <w:t>El Artículo 66 del Reglamento del Régimen Académico Estudiantil establece para el Técnico Universitario Superior la pasantía, la monografía y el proyecto de grado técnico, y no incluye el examen de grado. La comisión debe confirmar el respaldo normativo del examen de grado técnico superior, como se indica en el punto 5.4.3.</w:t>
+            </w:r>
+          </w:p>
+        </w:tc>
+      </w:tr>
+    </w:tbl>
+    <w:p>
+      <w:pPr>
+        <w:spacing w:before="0" w:after="120" w:line="240" w:lineRule="auto"/>
+        <w:jc w:val="left"/>
+      </w:pPr>
     </w:p>
     <w:p>
       <w:pPr>

--- a/rediseno_2026/13. Reglamentación.docx
+++ b/rediseno_2026/13. Reglamentación.docx
@@ -2983,7 +2983,7 @@
           <w:i w:val="0"/>
           <w:sz w:val="20"/>
         </w:rPr>
-        <w:t>Las mesas de examen se rigen por la Resolución HCU N.º 352/2021, cuyo Artículo 8 las limita a las materias teóricas del plan y encomienda al Consejo de Carrera la publicación de la nómina. El estudiante puede inscribirse en un máximo de dos asignaturas por gestión. Las asignaturas habilitadas son ADM-101, DER-101, DER-102, ADM-201, DER-201, CPA-204, ADM-301 y CPA-406, conforme al punto 4.7.5.</w:t>
+        <w:t>Las mesas de examen se rigen por la Resolución HCU N.º 352/2021, cuyo Artículo 8 las limita a las materias teóricas del plan y encomienda al Consejo de Carrera la publicación de la nómina. Las asignaturas habilitadas son ADM-101, DER-101, DER-102, ADM-201, DER-201, CPA-204, ADM-301 y CPA-406, conforme al punto 4.7.5.</w:t>
       </w:r>
     </w:p>
     <w:p>
@@ -6255,7 +6255,7 @@
           <w:i w:val="0"/>
           <w:sz w:val="20"/>
         </w:rPr>
-        <w:t xml:space="preserve"> El presente reglamento entra en vigencia con su aprobación por las instancias universitarias correspondientes y sustituye al Reglamento de Modalidades de Graduación del Plan 2024. Su modificación se sujeta a las necesidades de actualización de la Carrera.</w:t>
+        <w:t xml:space="preserve"> El presente reglamento entra en vigencia con su aprobación por las instancias universitarias correspondientes y sustituye al reglamento de modalidades de graduación vigente. Su modificación se sujeta a las necesidades de actualización de la Carrera.</w:t>
       </w:r>
     </w:p>
     <w:p>
